--- a/My Musical Journey.docx
+++ b/My Musical Journey.docx
@@ -314,6 +314,17 @@
       </w:pPr>
       <w:r>
         <w:t>Kerry King</w:t>
+      </w:r>
+    </w:p>
+    <w:p>
+      <w:pPr>
+        <w:jc w:val="center"/>
+      </w:pPr>
+      <w:r>
+        <w:t>Armored</w:t>
+      </w:r>
+      <w:r>
+        <w:t xml:space="preserve"> Saint</w:t>
       </w:r>
     </w:p>
     <w:p>
@@ -393,8 +404,14 @@
     <w:p>
       <w:pPr>
         <w:jc w:val="center"/>
-      </w:pPr>
-      <w:r>
+        <w:rPr>
+          <w:lang w:val="de-DE"/>
+        </w:rPr>
+      </w:pPr>
+      <w:r>
+        <w:rPr>
+          <w:lang w:val="de-DE"/>
+        </w:rPr>
         <w:t>JID</w:t>
       </w:r>
     </w:p>
@@ -415,373 +432,6 @@
     <w:p>
       <w:pPr>
         <w:jc w:val="center"/>
-      </w:pPr>
-      <w:r>
-        <w:t>Lil Uzi Vert</w:t>
-      </w:r>
-    </w:p>
-    <w:p>
-      <w:pPr>
-        <w:jc w:val="center"/>
-      </w:pPr>
-      <w:r>
-        <w:lastRenderedPageBreak/>
-        <w:t>Odd Future</w:t>
-      </w:r>
-    </w:p>
-    <w:p>
-      <w:pPr>
-        <w:jc w:val="center"/>
-      </w:pPr>
-      <w:r>
-        <w:t>Offset</w:t>
-      </w:r>
-    </w:p>
-    <w:p>
-      <w:pPr>
-        <w:jc w:val="center"/>
-      </w:pPr>
-      <w:r>
-        <w:t>PARTYNEXTDOOR</w:t>
-      </w:r>
-    </w:p>
-    <w:p>
-      <w:pPr>
-        <w:jc w:val="center"/>
-      </w:pPr>
-      <w:r>
-        <w:t>Quavo</w:t>
-      </w:r>
-    </w:p>
-    <w:p>
-      <w:pPr>
-        <w:jc w:val="center"/>
-      </w:pPr>
-      <w:r>
-        <w:t>Skepta</w:t>
-      </w:r>
-    </w:p>
-    <w:p>
-      <w:pPr>
-        <w:jc w:val="center"/>
-      </w:pPr>
-      <w:r>
-        <w:t>Takeoff</w:t>
-      </w:r>
-    </w:p>
-    <w:p>
-      <w:pPr>
-        <w:jc w:val="center"/>
-      </w:pPr>
-      <w:r>
-        <w:t>Ty Dolla $</w:t>
-      </w:r>
-      <w:proofErr w:type="spellStart"/>
-      <w:r>
-        <w:t>ign</w:t>
-      </w:r>
-      <w:proofErr w:type="spellEnd"/>
-    </w:p>
-    <w:p>
-      <w:pPr>
-        <w:pStyle w:val="Heading4"/>
-        <w:jc w:val="center"/>
-      </w:pPr>
-      <w:r>
-        <w:t>Rap At The Turn of the Century</w:t>
-      </w:r>
-    </w:p>
-    <w:p>
-      <w:pPr>
-        <w:jc w:val="center"/>
-      </w:pPr>
-      <w:r>
-        <w:t>50 Cent</w:t>
-      </w:r>
-    </w:p>
-    <w:p>
-      <w:pPr>
-        <w:jc w:val="center"/>
-      </w:pPr>
-      <w:r>
-        <w:t>Clipse</w:t>
-      </w:r>
-    </w:p>
-    <w:p>
-      <w:pPr>
-        <w:jc w:val="center"/>
-      </w:pPr>
-      <w:r>
-        <w:t>Dr. Dre</w:t>
-      </w:r>
-    </w:p>
-    <w:p>
-      <w:pPr>
-        <w:jc w:val="center"/>
-      </w:pPr>
-      <w:r>
-        <w:t>Ice Cube</w:t>
-      </w:r>
-    </w:p>
-    <w:p>
-      <w:pPr>
-        <w:pStyle w:val="Heading4"/>
-        <w:jc w:val="center"/>
-      </w:pPr>
-      <w:r>
-        <w:t>Classic Hip Hop/Rap</w:t>
-      </w:r>
-    </w:p>
-    <w:p>
-      <w:pPr>
-        <w:jc w:val="center"/>
-      </w:pPr>
-      <w:r>
-        <w:t>Outkast</w:t>
-      </w:r>
-    </w:p>
-    <w:p>
-      <w:pPr>
-        <w:jc w:val="center"/>
-      </w:pPr>
-      <w:r>
-        <w:t>The Notorious B.I.G.</w:t>
-      </w:r>
-    </w:p>
-    <w:p>
-      <w:pPr>
-        <w:pStyle w:val="Heading4"/>
-        <w:jc w:val="center"/>
-      </w:pPr>
-      <w:r>
-        <w:t>Rock ‘n Roll</w:t>
-      </w:r>
-    </w:p>
-    <w:p>
-      <w:pPr>
-        <w:jc w:val="center"/>
-      </w:pPr>
-      <w:r>
-        <w:t>Aerosmith</w:t>
-      </w:r>
-    </w:p>
-    <w:p>
-      <w:pPr>
-        <w:jc w:val="center"/>
-      </w:pPr>
-      <w:r>
-        <w:t>Bon Jovi</w:t>
-      </w:r>
-    </w:p>
-    <w:p>
-      <w:pPr>
-        <w:jc w:val="center"/>
-      </w:pPr>
-      <w:r>
-        <w:t>Foo Fighters</w:t>
-      </w:r>
-    </w:p>
-    <w:p>
-      <w:pPr>
-        <w:jc w:val="center"/>
-      </w:pPr>
-      <w:r>
-        <w:t>Guns N’ Roses</w:t>
-      </w:r>
-    </w:p>
-    <w:p>
-      <w:pPr>
-        <w:jc w:val="center"/>
-      </w:pPr>
-      <w:r>
-        <w:t>Judas Priest</w:t>
-      </w:r>
-    </w:p>
-    <w:p>
-      <w:pPr>
-        <w:jc w:val="center"/>
-      </w:pPr>
-      <w:r>
-        <w:t>Led Zeppelin</w:t>
-      </w:r>
-    </w:p>
-    <w:p>
-      <w:pPr>
-        <w:jc w:val="center"/>
-      </w:pPr>
-      <w:r>
-        <w:t>Lynyrd Skynyrd</w:t>
-      </w:r>
-    </w:p>
-    <w:p>
-      <w:pPr>
-        <w:jc w:val="center"/>
-      </w:pPr>
-      <w:r>
-        <w:t>Nirvana</w:t>
-      </w:r>
-    </w:p>
-    <w:p>
-      <w:pPr>
-        <w:jc w:val="center"/>
-      </w:pPr>
-      <w:r>
-        <w:t>Pearl Jam</w:t>
-      </w:r>
-    </w:p>
-    <w:p>
-      <w:pPr>
-        <w:jc w:val="center"/>
-      </w:pPr>
-      <w:r>
-        <w:t>Pink Floyd</w:t>
-      </w:r>
-    </w:p>
-    <w:p>
-      <w:pPr>
-        <w:pStyle w:val="Heading4"/>
-        <w:jc w:val="center"/>
-      </w:pPr>
-      <w:r>
-        <w:lastRenderedPageBreak/>
-        <w:t>Classic Metal</w:t>
-      </w:r>
-    </w:p>
-    <w:p>
-      <w:pPr>
-        <w:jc w:val="center"/>
-      </w:pPr>
-      <w:r>
-        <w:t>Black Sabbath</w:t>
-      </w:r>
-    </w:p>
-    <w:p>
-      <w:pPr>
-        <w:jc w:val="center"/>
-      </w:pPr>
-      <w:r>
-        <w:t>Motörhead</w:t>
-      </w:r>
-    </w:p>
-    <w:p>
-      <w:pPr>
-        <w:jc w:val="center"/>
-      </w:pPr>
-      <w:r>
-        <w:t>Ozzy Osbourne</w:t>
-      </w:r>
-    </w:p>
-    <w:p>
-      <w:pPr>
-        <w:jc w:val="center"/>
-      </w:pPr>
-      <w:r>
-        <w:t>Pantera</w:t>
-      </w:r>
-    </w:p>
-    <w:p>
-      <w:pPr>
-        <w:pStyle w:val="Heading4"/>
-        <w:jc w:val="center"/>
-      </w:pPr>
-      <w:r>
-        <w:t>Modern Metal</w:t>
-      </w:r>
-    </w:p>
-    <w:p>
-      <w:pPr>
-        <w:jc w:val="center"/>
-      </w:pPr>
-      <w:r>
-        <w:t>Alice in Chains</w:t>
-      </w:r>
-    </w:p>
-    <w:p>
-      <w:pPr>
-        <w:jc w:val="center"/>
-      </w:pPr>
-      <w:r>
-        <w:t>Bruce Dickinson</w:t>
-      </w:r>
-    </w:p>
-    <w:p>
-      <w:pPr>
-        <w:pStyle w:val="Heading4"/>
-        <w:jc w:val="center"/>
-      </w:pPr>
-      <w:r>
-        <w:t>R &amp;B</w:t>
-      </w:r>
-    </w:p>
-    <w:p>
-      <w:pPr>
-        <w:jc w:val="center"/>
-      </w:pPr>
-      <w:r>
-        <w:t>Charlie Wilson</w:t>
-      </w:r>
-    </w:p>
-    <w:p>
-      <w:pPr>
-        <w:jc w:val="center"/>
-      </w:pPr>
-      <w:r>
-        <w:t>Erykah Badu</w:t>
-      </w:r>
-    </w:p>
-    <w:p>
-      <w:pPr>
-        <w:jc w:val="center"/>
-      </w:pPr>
-      <w:r>
-        <w:t>Ray Charles</w:t>
-      </w:r>
-    </w:p>
-    <w:p>
-      <w:pPr>
-        <w:pStyle w:val="Heading4"/>
-        <w:jc w:val="center"/>
-      </w:pPr>
-      <w:r>
-        <w:t>Synthesis</w:t>
-      </w:r>
-    </w:p>
-    <w:p>
-      <w:pPr>
-        <w:jc w:val="center"/>
-      </w:pPr>
-      <w:r>
-        <w:t xml:space="preserve">Michael Jackson </w:t>
-      </w:r>
-    </w:p>
-    <w:p>
-      <w:pPr>
-        <w:jc w:val="center"/>
-      </w:pPr>
-      <w:r>
-        <w:t>Pharrell Williams</w:t>
-      </w:r>
-    </w:p>
-    <w:p>
-      <w:pPr>
-        <w:pStyle w:val="Heading4"/>
-        <w:jc w:val="center"/>
-      </w:pPr>
-      <w:r>
-        <w:t>Reggae</w:t>
-      </w:r>
-    </w:p>
-    <w:p>
-      <w:pPr>
-        <w:jc w:val="center"/>
-      </w:pPr>
-      <w:r>
-        <w:t>Bob Marley</w:t>
-      </w:r>
-    </w:p>
-    <w:p>
-      <w:pPr>
-        <w:jc w:val="center"/>
         <w:rPr>
           <w:lang w:val="de-DE"/>
         </w:rPr>
@@ -790,6 +440,373 @@
         <w:rPr>
           <w:lang w:val="de-DE"/>
         </w:rPr>
+        <w:lastRenderedPageBreak/>
+        <w:t>Lil Uzi Vert</w:t>
+      </w:r>
+    </w:p>
+    <w:p>
+      <w:pPr>
+        <w:jc w:val="center"/>
+      </w:pPr>
+      <w:r>
+        <w:t>Odd Future</w:t>
+      </w:r>
+    </w:p>
+    <w:p>
+      <w:pPr>
+        <w:jc w:val="center"/>
+      </w:pPr>
+      <w:r>
+        <w:t>Offset</w:t>
+      </w:r>
+    </w:p>
+    <w:p>
+      <w:pPr>
+        <w:jc w:val="center"/>
+      </w:pPr>
+      <w:r>
+        <w:t>PARTYNEXTDOOR</w:t>
+      </w:r>
+    </w:p>
+    <w:p>
+      <w:pPr>
+        <w:jc w:val="center"/>
+      </w:pPr>
+      <w:r>
+        <w:t>Quavo</w:t>
+      </w:r>
+    </w:p>
+    <w:p>
+      <w:pPr>
+        <w:jc w:val="center"/>
+      </w:pPr>
+      <w:r>
+        <w:t>Skepta</w:t>
+      </w:r>
+    </w:p>
+    <w:p>
+      <w:pPr>
+        <w:jc w:val="center"/>
+      </w:pPr>
+      <w:r>
+        <w:t>Takeoff</w:t>
+      </w:r>
+    </w:p>
+    <w:p>
+      <w:pPr>
+        <w:jc w:val="center"/>
+      </w:pPr>
+      <w:r>
+        <w:t>Ty Dolla $</w:t>
+      </w:r>
+      <w:proofErr w:type="spellStart"/>
+      <w:r>
+        <w:t>ign</w:t>
+      </w:r>
+      <w:proofErr w:type="spellEnd"/>
+    </w:p>
+    <w:p>
+      <w:pPr>
+        <w:pStyle w:val="Heading4"/>
+        <w:jc w:val="center"/>
+      </w:pPr>
+      <w:r>
+        <w:t>Rap At The Turn of the Century</w:t>
+      </w:r>
+    </w:p>
+    <w:p>
+      <w:pPr>
+        <w:jc w:val="center"/>
+      </w:pPr>
+      <w:r>
+        <w:t>50 Cent</w:t>
+      </w:r>
+    </w:p>
+    <w:p>
+      <w:pPr>
+        <w:jc w:val="center"/>
+      </w:pPr>
+      <w:r>
+        <w:t>Clipse</w:t>
+      </w:r>
+    </w:p>
+    <w:p>
+      <w:pPr>
+        <w:jc w:val="center"/>
+      </w:pPr>
+      <w:r>
+        <w:t>Dr. Dre</w:t>
+      </w:r>
+    </w:p>
+    <w:p>
+      <w:pPr>
+        <w:jc w:val="center"/>
+      </w:pPr>
+      <w:r>
+        <w:t>Ice Cube</w:t>
+      </w:r>
+    </w:p>
+    <w:p>
+      <w:pPr>
+        <w:pStyle w:val="Heading4"/>
+        <w:jc w:val="center"/>
+      </w:pPr>
+      <w:r>
+        <w:t>Classic Hip Hop/Rap</w:t>
+      </w:r>
+    </w:p>
+    <w:p>
+      <w:pPr>
+        <w:jc w:val="center"/>
+      </w:pPr>
+      <w:r>
+        <w:t>Outkast</w:t>
+      </w:r>
+    </w:p>
+    <w:p>
+      <w:pPr>
+        <w:jc w:val="center"/>
+      </w:pPr>
+      <w:r>
+        <w:t>The Notorious B.I.G.</w:t>
+      </w:r>
+    </w:p>
+    <w:p>
+      <w:pPr>
+        <w:pStyle w:val="Heading4"/>
+        <w:jc w:val="center"/>
+      </w:pPr>
+      <w:r>
+        <w:t>Rock ‘n Roll</w:t>
+      </w:r>
+    </w:p>
+    <w:p>
+      <w:pPr>
+        <w:jc w:val="center"/>
+      </w:pPr>
+      <w:r>
+        <w:t>Aerosmith</w:t>
+      </w:r>
+    </w:p>
+    <w:p>
+      <w:pPr>
+        <w:jc w:val="center"/>
+      </w:pPr>
+      <w:r>
+        <w:t>Bon Jovi</w:t>
+      </w:r>
+    </w:p>
+    <w:p>
+      <w:pPr>
+        <w:jc w:val="center"/>
+      </w:pPr>
+      <w:r>
+        <w:t>Foo Fighters</w:t>
+      </w:r>
+    </w:p>
+    <w:p>
+      <w:pPr>
+        <w:jc w:val="center"/>
+      </w:pPr>
+      <w:r>
+        <w:t>Guns N’ Roses</w:t>
+      </w:r>
+    </w:p>
+    <w:p>
+      <w:pPr>
+        <w:jc w:val="center"/>
+      </w:pPr>
+      <w:r>
+        <w:t>Judas Priest</w:t>
+      </w:r>
+    </w:p>
+    <w:p>
+      <w:pPr>
+        <w:jc w:val="center"/>
+      </w:pPr>
+      <w:r>
+        <w:t>Led Zeppelin</w:t>
+      </w:r>
+    </w:p>
+    <w:p>
+      <w:pPr>
+        <w:jc w:val="center"/>
+      </w:pPr>
+      <w:r>
+        <w:t>Lynyrd Skynyrd</w:t>
+      </w:r>
+    </w:p>
+    <w:p>
+      <w:pPr>
+        <w:jc w:val="center"/>
+      </w:pPr>
+      <w:r>
+        <w:t>Nirvana</w:t>
+      </w:r>
+    </w:p>
+    <w:p>
+      <w:pPr>
+        <w:jc w:val="center"/>
+      </w:pPr>
+      <w:r>
+        <w:t>Pearl Jam</w:t>
+      </w:r>
+    </w:p>
+    <w:p>
+      <w:pPr>
+        <w:jc w:val="center"/>
+      </w:pPr>
+      <w:r>
+        <w:t>Pink Floyd</w:t>
+      </w:r>
+    </w:p>
+    <w:p>
+      <w:pPr>
+        <w:pStyle w:val="Heading4"/>
+        <w:jc w:val="center"/>
+      </w:pPr>
+      <w:r>
+        <w:lastRenderedPageBreak/>
+        <w:t>Classic Metal</w:t>
+      </w:r>
+    </w:p>
+    <w:p>
+      <w:pPr>
+        <w:jc w:val="center"/>
+      </w:pPr>
+      <w:r>
+        <w:t>Black Sabbath</w:t>
+      </w:r>
+    </w:p>
+    <w:p>
+      <w:pPr>
+        <w:jc w:val="center"/>
+      </w:pPr>
+      <w:r>
+        <w:t>Motörhead</w:t>
+      </w:r>
+    </w:p>
+    <w:p>
+      <w:pPr>
+        <w:jc w:val="center"/>
+      </w:pPr>
+      <w:r>
+        <w:t>Ozzy Osbourne</w:t>
+      </w:r>
+    </w:p>
+    <w:p>
+      <w:pPr>
+        <w:jc w:val="center"/>
+      </w:pPr>
+      <w:r>
+        <w:t>Pantera</w:t>
+      </w:r>
+    </w:p>
+    <w:p>
+      <w:pPr>
+        <w:pStyle w:val="Heading4"/>
+        <w:jc w:val="center"/>
+      </w:pPr>
+      <w:r>
+        <w:t>Modern Metal</w:t>
+      </w:r>
+    </w:p>
+    <w:p>
+      <w:pPr>
+        <w:jc w:val="center"/>
+      </w:pPr>
+      <w:r>
+        <w:t>Alice in Chains</w:t>
+      </w:r>
+    </w:p>
+    <w:p>
+      <w:pPr>
+        <w:jc w:val="center"/>
+      </w:pPr>
+      <w:r>
+        <w:t>Bruce Dickinson</w:t>
+      </w:r>
+    </w:p>
+    <w:p>
+      <w:pPr>
+        <w:pStyle w:val="Heading4"/>
+        <w:jc w:val="center"/>
+      </w:pPr>
+      <w:r>
+        <w:t>R &amp;B</w:t>
+      </w:r>
+    </w:p>
+    <w:p>
+      <w:pPr>
+        <w:jc w:val="center"/>
+      </w:pPr>
+      <w:r>
+        <w:t>Charlie Wilson</w:t>
+      </w:r>
+    </w:p>
+    <w:p>
+      <w:pPr>
+        <w:jc w:val="center"/>
+      </w:pPr>
+      <w:r>
+        <w:t>Erykah Badu</w:t>
+      </w:r>
+    </w:p>
+    <w:p>
+      <w:pPr>
+        <w:jc w:val="center"/>
+      </w:pPr>
+      <w:r>
+        <w:t>Ray Charles</w:t>
+      </w:r>
+    </w:p>
+    <w:p>
+      <w:pPr>
+        <w:pStyle w:val="Heading4"/>
+        <w:jc w:val="center"/>
+      </w:pPr>
+      <w:r>
+        <w:t>Synthesis</w:t>
+      </w:r>
+    </w:p>
+    <w:p>
+      <w:pPr>
+        <w:jc w:val="center"/>
+      </w:pPr>
+      <w:r>
+        <w:t xml:space="preserve">Michael Jackson </w:t>
+      </w:r>
+    </w:p>
+    <w:p>
+      <w:pPr>
+        <w:jc w:val="center"/>
+      </w:pPr>
+      <w:r>
+        <w:t>Pharrell Williams</w:t>
+      </w:r>
+    </w:p>
+    <w:p>
+      <w:pPr>
+        <w:pStyle w:val="Heading4"/>
+        <w:jc w:val="center"/>
+      </w:pPr>
+      <w:r>
+        <w:t>Reggae</w:t>
+      </w:r>
+    </w:p>
+    <w:p>
+      <w:pPr>
+        <w:jc w:val="center"/>
+      </w:pPr>
+      <w:r>
+        <w:t>Bob Marley</w:t>
+      </w:r>
+    </w:p>
+    <w:p>
+      <w:pPr>
+        <w:jc w:val="center"/>
+      </w:pPr>
+      <w:r>
         <w:t>Damian Marley</w:t>
       </w:r>
     </w:p>
@@ -1481,6 +1498,7 @@
   <w:style w:type="character" w:default="1" w:styleId="DefaultParagraphFont">
     <w:name w:val="Default Paragraph Font"/>
     <w:uiPriority w:val="1"/>
+    <w:semiHidden/>
     <w:unhideWhenUsed/>
   </w:style>
   <w:style w:type="table" w:default="1" w:styleId="TableNormal">
@@ -2110,21 +2128,6 @@
 </file>
 
 <file path=customXml/item1.xml><?xml version="1.0" encoding="utf-8"?>
-<p:properties xmlns:p="http://schemas.microsoft.com/office/2006/metadata/properties" xmlns:xsi="http://www.w3.org/2001/XMLSchema-instance" xmlns:pc="http://schemas.microsoft.com/office/infopath/2007/PartnerControls">
-  <documentManagement/>
-</p:properties>
-</file>
-
-<file path=customXml/item2.xml><?xml version="1.0" encoding="utf-8"?>
-<?mso-contentType ?>
-<FormTemplates xmlns="http://schemas.microsoft.com/sharepoint/v3/contenttype/forms">
-  <Display>DocumentLibraryForm</Display>
-  <Edit>DocumentLibraryForm</Edit>
-  <New>DocumentLibraryForm</New>
-</FormTemplates>
-</file>
-
-<file path=customXml/item3.xml><?xml version="1.0" encoding="utf-8"?>
 <ct:contentTypeSchema xmlns:ct="http://schemas.microsoft.com/office/2006/metadata/contentType" xmlns:ma="http://schemas.microsoft.com/office/2006/metadata/properties/metaAttributes" ct:_="" ma:_="" ma:contentTypeName="Document" ma:contentTypeID="0x0101004CFE203B4AD56C4FB0AC50DB82146048" ma:contentTypeVersion="1" ma:contentTypeDescription="Create a new document." ma:contentTypeScope="" ma:versionID="f411bd742ebb208c72060d151961c403">
   <xsd:schema xmlns:xsd="http://www.w3.org/2001/XMLSchema" xmlns:xs="http://www.w3.org/2001/XMLSchema" xmlns:p="http://schemas.microsoft.com/office/2006/metadata/properties" xmlns:ns3="b98134fb-8c65-4836-85e1-842ead28dbf8" targetNamespace="http://schemas.microsoft.com/office/2006/metadata/properties" ma:root="true" ma:fieldsID="b063c4ead0dc3c758d8abf304b8cfeef" ns3:_="">
     <xsd:import namespace="b98134fb-8c65-4836-85e1-842ead28dbf8"/>
@@ -2250,35 +2253,26 @@
 </ct:contentTypeSchema>
 </file>
 
+<file path=customXml/item2.xml><?xml version="1.0" encoding="utf-8"?>
+<?mso-contentType ?>
+<FormTemplates xmlns="http://schemas.microsoft.com/sharepoint/v3/contenttype/forms">
+  <Display>DocumentLibraryForm</Display>
+  <Edit>DocumentLibraryForm</Edit>
+  <New>DocumentLibraryForm</New>
+</FormTemplates>
+</file>
+
+<file path=customXml/item3.xml><?xml version="1.0" encoding="utf-8"?>
+<p:properties xmlns:p="http://schemas.microsoft.com/office/2006/metadata/properties" xmlns:xsi="http://www.w3.org/2001/XMLSchema-instance" xmlns:pc="http://schemas.microsoft.com/office/infopath/2007/PartnerControls">
+  <documentManagement/>
+</p:properties>
+</file>
+
 <file path=customXml/item4.xml><?xml version="1.0" encoding="utf-8"?>
 <b:Sources xmlns:b="http://schemas.openxmlformats.org/officeDocument/2006/bibliography" xmlns="http://schemas.openxmlformats.org/officeDocument/2006/bibliography" SelectedStyle="\APASixthEditionOfficeOnline.xsl" StyleName="APA" Version="6"/>
 </file>
 
 <file path=customXml/itemProps1.xml><?xml version="1.0" encoding="utf-8"?>
-<ds:datastoreItem xmlns:ds="http://schemas.openxmlformats.org/officeDocument/2006/customXml" ds:itemID="{60529BE6-A8EE-4E94-8138-B6DF2A6DECF4}">
-  <ds:schemaRefs>
-    <ds:schemaRef ds:uri="http://www.w3.org/XML/1998/namespace"/>
-    <ds:schemaRef ds:uri="http://schemas.microsoft.com/office/2006/documentManagement/types"/>
-    <ds:schemaRef ds:uri="http://purl.org/dc/dcmitype/"/>
-    <ds:schemaRef ds:uri="http://schemas.microsoft.com/office/2006/metadata/properties"/>
-    <ds:schemaRef ds:uri="http://purl.org/dc/terms/"/>
-    <ds:schemaRef ds:uri="http://purl.org/dc/elements/1.1/"/>
-    <ds:schemaRef ds:uri="http://schemas.openxmlformats.org/package/2006/metadata/core-properties"/>
-    <ds:schemaRef ds:uri="b98134fb-8c65-4836-85e1-842ead28dbf8"/>
-    <ds:schemaRef ds:uri="http://schemas.microsoft.com/office/infopath/2007/PartnerControls"/>
-  </ds:schemaRefs>
-</ds:datastoreItem>
-</file>
-
-<file path=customXml/itemProps2.xml><?xml version="1.0" encoding="utf-8"?>
-<ds:datastoreItem xmlns:ds="http://schemas.openxmlformats.org/officeDocument/2006/customXml" ds:itemID="{D8CBC3CA-9CBC-45FE-BECB-BD82BCED6898}">
-  <ds:schemaRefs>
-    <ds:schemaRef ds:uri="http://schemas.microsoft.com/sharepoint/v3/contenttype/forms"/>
-  </ds:schemaRefs>
-</ds:datastoreItem>
-</file>
-
-<file path=customXml/itemProps3.xml><?xml version="1.0" encoding="utf-8"?>
 <ds:datastoreItem xmlns:ds="http://schemas.openxmlformats.org/officeDocument/2006/customXml" ds:itemID="{1E722F58-A05A-4DF8-AC0C-220F6F781CF5}">
   <ds:schemaRefs>
     <ds:schemaRef ds:uri="http://schemas.microsoft.com/office/2006/metadata/contentType"/>
@@ -2296,6 +2290,23 @@
 </ds:datastoreItem>
 </file>
 
+<file path=customXml/itemProps2.xml><?xml version="1.0" encoding="utf-8"?>
+<ds:datastoreItem xmlns:ds="http://schemas.openxmlformats.org/officeDocument/2006/customXml" ds:itemID="{D8CBC3CA-9CBC-45FE-BECB-BD82BCED6898}">
+  <ds:schemaRefs>
+    <ds:schemaRef ds:uri="http://schemas.microsoft.com/sharepoint/v3/contenttype/forms"/>
+  </ds:schemaRefs>
+</ds:datastoreItem>
+</file>
+
+<file path=customXml/itemProps3.xml><?xml version="1.0" encoding="utf-8"?>
+<ds:datastoreItem xmlns:ds="http://schemas.openxmlformats.org/officeDocument/2006/customXml" ds:itemID="{60529BE6-A8EE-4E94-8138-B6DF2A6DECF4}">
+  <ds:schemaRefs>
+    <ds:schemaRef ds:uri="http://schemas.microsoft.com/office/2006/metadata/properties"/>
+    <ds:schemaRef ds:uri="http://schemas.microsoft.com/office/infopath/2007/PartnerControls"/>
+  </ds:schemaRefs>
+</ds:datastoreItem>
+</file>
+
 <file path=customXml/itemProps4.xml><?xml version="1.0" encoding="utf-8"?>
 <ds:datastoreItem xmlns:ds="http://schemas.openxmlformats.org/officeDocument/2006/customXml" ds:itemID="{A426361A-96A6-4696-A289-4C3BCA96AEBE}">
   <ds:schemaRefs>

--- a/My Musical Journey.docx
+++ b/My Musical Journey.docx
@@ -318,17 +318,6 @@
     </w:p>
     <w:p>
       <w:pPr>
-        <w:jc w:val="center"/>
-      </w:pPr>
-      <w:r>
-        <w:t>Armored</w:t>
-      </w:r>
-      <w:r>
-        <w:t xml:space="preserve"> Saint</w:t>
-      </w:r>
-    </w:p>
-    <w:p>
-      <w:pPr>
         <w:pStyle w:val="Heading4"/>
         <w:jc w:val="center"/>
       </w:pPr>
@@ -358,13 +347,8 @@
         <w:jc w:val="center"/>
       </w:pPr>
       <w:r>
-        <w:t xml:space="preserve">The </w:t>
-      </w:r>
-      <w:proofErr w:type="spellStart"/>
-      <w:r>
-        <w:t>Weeknd</w:t>
-      </w:r>
-      <w:proofErr w:type="spellEnd"/>
+        <w:t>The Weeknd</w:t>
+      </w:r>
     </w:p>
     <w:p>
       <w:pPr>
@@ -440,15 +424,15 @@
         <w:rPr>
           <w:lang w:val="de-DE"/>
         </w:rPr>
+        <w:t>Lil Uzi Vert</w:t>
+      </w:r>
+    </w:p>
+    <w:p>
+      <w:pPr>
+        <w:jc w:val="center"/>
+      </w:pPr>
+      <w:r>
         <w:lastRenderedPageBreak/>
-        <w:t>Lil Uzi Vert</w:t>
-      </w:r>
-    </w:p>
-    <w:p>
-      <w:pPr>
-        <w:jc w:val="center"/>
-      </w:pPr>
-      <w:r>
         <w:t>Odd Future</w:t>
       </w:r>
     </w:p>
@@ -497,13 +481,8 @@
         <w:jc w:val="center"/>
       </w:pPr>
       <w:r>
-        <w:t>Ty Dolla $</w:t>
-      </w:r>
-      <w:proofErr w:type="spellStart"/>
-      <w:r>
-        <w:t>ign</w:t>
-      </w:r>
-      <w:proofErr w:type="spellEnd"/>
+        <w:t>Ty Dolla $ign</w:t>
+      </w:r>
     </w:p>
     <w:p>
       <w:pPr>
@@ -658,6 +637,14 @@
       </w:pPr>
       <w:r>
         <w:t>Pink Floyd</w:t>
+      </w:r>
+    </w:p>
+    <w:p>
+      <w:pPr>
+        <w:jc w:val="center"/>
+      </w:pPr>
+      <w:r>
+        <w:t>Journey</w:t>
       </w:r>
     </w:p>
     <w:p>
@@ -725,6 +712,14 @@
       </w:pPr>
       <w:r>
         <w:t>Bruce Dickinson</w:t>
+      </w:r>
+    </w:p>
+    <w:p>
+      <w:pPr>
+        <w:jc w:val="center"/>
+      </w:pPr>
+      <w:r>
+        <w:t>Armored Saint</w:t>
       </w:r>
     </w:p>
     <w:p>
@@ -2128,6 +2123,21 @@
 </file>
 
 <file path=customXml/item1.xml><?xml version="1.0" encoding="utf-8"?>
+<p:properties xmlns:p="http://schemas.microsoft.com/office/2006/metadata/properties" xmlns:xsi="http://www.w3.org/2001/XMLSchema-instance" xmlns:pc="http://schemas.microsoft.com/office/infopath/2007/PartnerControls">
+  <documentManagement/>
+</p:properties>
+</file>
+
+<file path=customXml/item2.xml><?xml version="1.0" encoding="utf-8"?>
+<?mso-contentType ?>
+<FormTemplates xmlns="http://schemas.microsoft.com/sharepoint/v3/contenttype/forms">
+  <Display>DocumentLibraryForm</Display>
+  <Edit>DocumentLibraryForm</Edit>
+  <New>DocumentLibraryForm</New>
+</FormTemplates>
+</file>
+
+<file path=customXml/item3.xml><?xml version="1.0" encoding="utf-8"?>
 <ct:contentTypeSchema xmlns:ct="http://schemas.microsoft.com/office/2006/metadata/contentType" xmlns:ma="http://schemas.microsoft.com/office/2006/metadata/properties/metaAttributes" ct:_="" ma:_="" ma:contentTypeName="Document" ma:contentTypeID="0x0101004CFE203B4AD56C4FB0AC50DB82146048" ma:contentTypeVersion="1" ma:contentTypeDescription="Create a new document." ma:contentTypeScope="" ma:versionID="f411bd742ebb208c72060d151961c403">
   <xsd:schema xmlns:xsd="http://www.w3.org/2001/XMLSchema" xmlns:xs="http://www.w3.org/2001/XMLSchema" xmlns:p="http://schemas.microsoft.com/office/2006/metadata/properties" xmlns:ns3="b98134fb-8c65-4836-85e1-842ead28dbf8" targetNamespace="http://schemas.microsoft.com/office/2006/metadata/properties" ma:root="true" ma:fieldsID="b063c4ead0dc3c758d8abf304b8cfeef" ns3:_="">
     <xsd:import namespace="b98134fb-8c65-4836-85e1-842ead28dbf8"/>
@@ -2253,26 +2263,28 @@
 </ct:contentTypeSchema>
 </file>
 
-<file path=customXml/item2.xml><?xml version="1.0" encoding="utf-8"?>
-<?mso-contentType ?>
-<FormTemplates xmlns="http://schemas.microsoft.com/sharepoint/v3/contenttype/forms">
-  <Display>DocumentLibraryForm</Display>
-  <Edit>DocumentLibraryForm</Edit>
-  <New>DocumentLibraryForm</New>
-</FormTemplates>
-</file>
-
-<file path=customXml/item3.xml><?xml version="1.0" encoding="utf-8"?>
-<p:properties xmlns:p="http://schemas.microsoft.com/office/2006/metadata/properties" xmlns:xsi="http://www.w3.org/2001/XMLSchema-instance" xmlns:pc="http://schemas.microsoft.com/office/infopath/2007/PartnerControls">
-  <documentManagement/>
-</p:properties>
-</file>
-
 <file path=customXml/item4.xml><?xml version="1.0" encoding="utf-8"?>
 <b:Sources xmlns:b="http://schemas.openxmlformats.org/officeDocument/2006/bibliography" xmlns="http://schemas.openxmlformats.org/officeDocument/2006/bibliography" SelectedStyle="\APASixthEditionOfficeOnline.xsl" StyleName="APA" Version="6"/>
 </file>
 
 <file path=customXml/itemProps1.xml><?xml version="1.0" encoding="utf-8"?>
+<ds:datastoreItem xmlns:ds="http://schemas.openxmlformats.org/officeDocument/2006/customXml" ds:itemID="{60529BE6-A8EE-4E94-8138-B6DF2A6DECF4}">
+  <ds:schemaRefs>
+    <ds:schemaRef ds:uri="http://schemas.microsoft.com/office/2006/metadata/properties"/>
+    <ds:schemaRef ds:uri="http://schemas.microsoft.com/office/infopath/2007/PartnerControls"/>
+  </ds:schemaRefs>
+</ds:datastoreItem>
+</file>
+
+<file path=customXml/itemProps2.xml><?xml version="1.0" encoding="utf-8"?>
+<ds:datastoreItem xmlns:ds="http://schemas.openxmlformats.org/officeDocument/2006/customXml" ds:itemID="{D8CBC3CA-9CBC-45FE-BECB-BD82BCED6898}">
+  <ds:schemaRefs>
+    <ds:schemaRef ds:uri="http://schemas.microsoft.com/sharepoint/v3/contenttype/forms"/>
+  </ds:schemaRefs>
+</ds:datastoreItem>
+</file>
+
+<file path=customXml/itemProps3.xml><?xml version="1.0" encoding="utf-8"?>
 <ds:datastoreItem xmlns:ds="http://schemas.openxmlformats.org/officeDocument/2006/customXml" ds:itemID="{1E722F58-A05A-4DF8-AC0C-220F6F781CF5}">
   <ds:schemaRefs>
     <ds:schemaRef ds:uri="http://schemas.microsoft.com/office/2006/metadata/contentType"/>
@@ -2290,23 +2302,6 @@
 </ds:datastoreItem>
 </file>
 
-<file path=customXml/itemProps2.xml><?xml version="1.0" encoding="utf-8"?>
-<ds:datastoreItem xmlns:ds="http://schemas.openxmlformats.org/officeDocument/2006/customXml" ds:itemID="{D8CBC3CA-9CBC-45FE-BECB-BD82BCED6898}">
-  <ds:schemaRefs>
-    <ds:schemaRef ds:uri="http://schemas.microsoft.com/sharepoint/v3/contenttype/forms"/>
-  </ds:schemaRefs>
-</ds:datastoreItem>
-</file>
-
-<file path=customXml/itemProps3.xml><?xml version="1.0" encoding="utf-8"?>
-<ds:datastoreItem xmlns:ds="http://schemas.openxmlformats.org/officeDocument/2006/customXml" ds:itemID="{60529BE6-A8EE-4E94-8138-B6DF2A6DECF4}">
-  <ds:schemaRefs>
-    <ds:schemaRef ds:uri="http://schemas.microsoft.com/office/2006/metadata/properties"/>
-    <ds:schemaRef ds:uri="http://schemas.microsoft.com/office/infopath/2007/PartnerControls"/>
-  </ds:schemaRefs>
-</ds:datastoreItem>
-</file>
-
 <file path=customXml/itemProps4.xml><?xml version="1.0" encoding="utf-8"?>
 <ds:datastoreItem xmlns:ds="http://schemas.openxmlformats.org/officeDocument/2006/customXml" ds:itemID="{A426361A-96A6-4696-A289-4C3BCA96AEBE}">
   <ds:schemaRefs>

--- a/My Musical Journey.docx
+++ b/My Musical Journey.docx
@@ -47,24 +47,6 @@
     </w:p>
     <w:p>
       <w:pPr>
-        <w:pStyle w:val="Heading1"/>
-        <w:jc w:val="center"/>
-      </w:pPr>
-      <w:r>
-        <w:t>Who Have I Heard</w:t>
-      </w:r>
-    </w:p>
-    <w:p>
-      <w:pPr>
-        <w:pStyle w:val="Heading4"/>
-        <w:jc w:val="center"/>
-      </w:pPr>
-      <w:r>
-        <w:t>The Modern Rap Game</w:t>
-      </w:r>
-    </w:p>
-    <w:p>
-      <w:pPr>
         <w:jc w:val="center"/>
       </w:pPr>
       <w:r>
@@ -76,6 +58,62 @@
         <w:jc w:val="center"/>
       </w:pPr>
       <w:r>
+        <w:t>2Pac</w:t>
+      </w:r>
+    </w:p>
+    <w:p>
+      <w:pPr>
+        <w:jc w:val="center"/>
+      </w:pPr>
+      <w:r>
+        <w:t>50 Cent</w:t>
+      </w:r>
+    </w:p>
+    <w:p>
+      <w:pPr>
+        <w:jc w:val="center"/>
+      </w:pPr>
+      <w:r>
+        <w:t>A$AP Rocky</w:t>
+      </w:r>
+    </w:p>
+    <w:p>
+      <w:pPr>
+        <w:jc w:val="center"/>
+      </w:pPr>
+      <w:r>
+        <w:t>Aerosmith</w:t>
+      </w:r>
+    </w:p>
+    <w:p>
+      <w:pPr>
+        <w:jc w:val="center"/>
+      </w:pPr>
+      <w:r>
+        <w:t>Alice In Chains</w:t>
+      </w:r>
+    </w:p>
+    <w:p>
+      <w:pPr>
+        <w:jc w:val="center"/>
+      </w:pPr>
+      <w:r>
+        <w:t>Anthrax</w:t>
+      </w:r>
+    </w:p>
+    <w:p>
+      <w:pPr>
+        <w:jc w:val="center"/>
+      </w:pPr>
+      <w:r>
+        <w:t>Armored Saint</w:t>
+      </w:r>
+    </w:p>
+    <w:p>
+      <w:pPr>
+        <w:jc w:val="center"/>
+      </w:pPr>
+      <w:r>
         <w:t>Baby Keem</w:t>
       </w:r>
     </w:p>
@@ -84,6 +122,111 @@
         <w:jc w:val="center"/>
       </w:pPr>
       <w:r>
+        <w:t>Black Sabbath</w:t>
+      </w:r>
+    </w:p>
+    <w:p>
+      <w:pPr>
+        <w:jc w:val="center"/>
+      </w:pPr>
+      <w:r>
+        <w:t>Bob Marley</w:t>
+      </w:r>
+    </w:p>
+    <w:p>
+      <w:pPr>
+        <w:jc w:val="center"/>
+      </w:pPr>
+      <w:r>
+        <w:t>Bon Jovi</w:t>
+      </w:r>
+    </w:p>
+    <w:p>
+      <w:pPr>
+        <w:jc w:val="center"/>
+      </w:pPr>
+      <w:r>
+        <w:t>Boyz II Men</w:t>
+      </w:r>
+    </w:p>
+    <w:p>
+      <w:pPr>
+        <w:jc w:val="center"/>
+      </w:pPr>
+      <w:r>
+        <w:t>Bruce Dickinson</w:t>
+      </w:r>
+    </w:p>
+    <w:p>
+      <w:pPr>
+        <w:jc w:val="center"/>
+      </w:pPr>
+      <w:r>
+        <w:t>Bruno Mars</w:t>
+      </w:r>
+    </w:p>
+    <w:p>
+      <w:pPr>
+        <w:jc w:val="center"/>
+      </w:pPr>
+      <w:r>
+        <w:t>Charlie Wilson</w:t>
+      </w:r>
+    </w:p>
+    <w:p>
+      <w:pPr>
+        <w:jc w:val="center"/>
+      </w:pPr>
+      <w:r>
+        <w:t>Clipse</w:t>
+      </w:r>
+    </w:p>
+    <w:p>
+      <w:pPr>
+        <w:jc w:val="center"/>
+      </w:pPr>
+      <w:r>
+        <w:lastRenderedPageBreak/>
+        <w:t>Common</w:t>
+      </w:r>
+    </w:p>
+    <w:p>
+      <w:pPr>
+        <w:jc w:val="center"/>
+      </w:pPr>
+      <w:r>
+        <w:t>Creed</w:t>
+      </w:r>
+    </w:p>
+    <w:p>
+      <w:pPr>
+        <w:jc w:val="center"/>
+      </w:pPr>
+      <w:r>
+        <w:t>Damian Marley</w:t>
+      </w:r>
+    </w:p>
+    <w:p>
+      <w:pPr>
+        <w:jc w:val="center"/>
+      </w:pPr>
+      <w:r>
+        <w:t>Deep Purple</w:t>
+      </w:r>
+    </w:p>
+    <w:p>
+      <w:pPr>
+        <w:jc w:val="center"/>
+      </w:pPr>
+      <w:r>
+        <w:t>DMX</w:t>
+      </w:r>
+    </w:p>
+    <w:p>
+      <w:pPr>
+        <w:jc w:val="center"/>
+      </w:pPr>
+      <w:r>
         <w:t>Don Toliver</w:t>
       </w:r>
     </w:p>
@@ -92,7 +235,63 @@
         <w:jc w:val="center"/>
       </w:pPr>
       <w:r>
-        <w:t xml:space="preserve">Drake </w:t>
+        <w:t>Dr. Dre</w:t>
+      </w:r>
+    </w:p>
+    <w:p>
+      <w:pPr>
+        <w:jc w:val="center"/>
+      </w:pPr>
+      <w:r>
+        <w:t>Drake</w:t>
+      </w:r>
+    </w:p>
+    <w:p>
+      <w:pPr>
+        <w:jc w:val="center"/>
+      </w:pPr>
+      <w:r>
+        <w:t>Eminem</w:t>
+      </w:r>
+    </w:p>
+    <w:p>
+      <w:pPr>
+        <w:jc w:val="center"/>
+      </w:pPr>
+      <w:r>
+        <w:t>Erykah Badu</w:t>
+      </w:r>
+    </w:p>
+    <w:p>
+      <w:pPr>
+        <w:jc w:val="center"/>
+      </w:pPr>
+      <w:r>
+        <w:t>EsDeeKid</w:t>
+      </w:r>
+    </w:p>
+    <w:p>
+      <w:pPr>
+        <w:jc w:val="center"/>
+      </w:pPr>
+      <w:r>
+        <w:t>Fetty Wap</w:t>
+      </w:r>
+    </w:p>
+    <w:p>
+      <w:pPr>
+        <w:jc w:val="center"/>
+      </w:pPr>
+      <w:r>
+        <w:t>Foo Fighters</w:t>
+      </w:r>
+    </w:p>
+    <w:p>
+      <w:pPr>
+        <w:jc w:val="center"/>
+      </w:pPr>
+      <w:r>
+        <w:t>Frank Ocean</w:t>
       </w:r>
     </w:p>
     <w:p>
@@ -108,6 +307,38 @@
         <w:jc w:val="center"/>
       </w:pPr>
       <w:r>
+        <w:t>Guns N’ Roses</w:t>
+      </w:r>
+    </w:p>
+    <w:p>
+      <w:pPr>
+        <w:jc w:val="center"/>
+      </w:pPr>
+      <w:r>
+        <w:t>Hans Zimmer</w:t>
+      </w:r>
+    </w:p>
+    <w:p>
+      <w:pPr>
+        <w:jc w:val="center"/>
+      </w:pPr>
+      <w:r>
+        <w:t>Ice Cube</w:t>
+      </w:r>
+    </w:p>
+    <w:p>
+      <w:pPr>
+        <w:jc w:val="center"/>
+      </w:pPr>
+      <w:r>
+        <w:t>Iron Maiden</w:t>
+      </w:r>
+    </w:p>
+    <w:p>
+      <w:pPr>
+        <w:jc w:val="center"/>
+      </w:pPr>
+      <w:r>
         <w:t>J. Cole</w:t>
       </w:r>
     </w:p>
@@ -116,6 +347,55 @@
         <w:jc w:val="center"/>
       </w:pPr>
       <w:r>
+        <w:t>James Fauntleroy</w:t>
+      </w:r>
+    </w:p>
+    <w:p>
+      <w:pPr>
+        <w:jc w:val="center"/>
+      </w:pPr>
+      <w:r>
+        <w:t>Jay-Z</w:t>
+      </w:r>
+    </w:p>
+    <w:p>
+      <w:pPr>
+        <w:jc w:val="center"/>
+      </w:pPr>
+      <w:r>
+        <w:t>JID</w:t>
+      </w:r>
+    </w:p>
+    <w:p>
+      <w:pPr>
+        <w:jc w:val="center"/>
+      </w:pPr>
+      <w:r>
+        <w:t>John Williams</w:t>
+      </w:r>
+    </w:p>
+    <w:p>
+      <w:pPr>
+        <w:jc w:val="center"/>
+      </w:pPr>
+      <w:r>
+        <w:t>Judas Priest</w:t>
+      </w:r>
+    </w:p>
+    <w:p>
+      <w:pPr>
+        <w:jc w:val="center"/>
+      </w:pPr>
+      <w:r>
+        <w:t>Kanye West</w:t>
+      </w:r>
+    </w:p>
+    <w:p>
+      <w:pPr>
+        <w:jc w:val="center"/>
+      </w:pPr>
+      <w:r>
+        <w:lastRenderedPageBreak/>
         <w:t>Kendrick Lamar</w:t>
       </w:r>
     </w:p>
@@ -124,6 +404,141 @@
         <w:jc w:val="center"/>
       </w:pPr>
       <w:r>
+        <w:t>Kenny G</w:t>
+      </w:r>
+    </w:p>
+    <w:p>
+      <w:pPr>
+        <w:jc w:val="center"/>
+        <w:rPr>
+          <w:lang w:val="de-DE"/>
+        </w:rPr>
+      </w:pPr>
+      <w:r>
+        <w:rPr>
+          <w:lang w:val="de-DE"/>
+        </w:rPr>
+        <w:t xml:space="preserve">Ken </w:t>
+      </w:r>
+      <w:r>
+        <w:rPr>
+          <w:lang w:val="de-DE"/>
+        </w:rPr>
+        <w:t>Carson</w:t>
+      </w:r>
+    </w:p>
+    <w:p>
+      <w:pPr>
+        <w:jc w:val="center"/>
+        <w:rPr>
+          <w:lang w:val="de-DE"/>
+        </w:rPr>
+      </w:pPr>
+      <w:r>
+        <w:rPr>
+          <w:lang w:val="de-DE"/>
+        </w:rPr>
+        <w:t>Kerry King</w:t>
+      </w:r>
+    </w:p>
+    <w:p>
+      <w:pPr>
+        <w:jc w:val="center"/>
+        <w:rPr>
+          <w:lang w:val="de-DE"/>
+        </w:rPr>
+      </w:pPr>
+      <w:r>
+        <w:rPr>
+          <w:lang w:val="de-DE"/>
+        </w:rPr>
+        <w:t>King Von</w:t>
+      </w:r>
+    </w:p>
+    <w:p>
+      <w:pPr>
+        <w:jc w:val="center"/>
+        <w:rPr>
+          <w:lang w:val="de-DE"/>
+        </w:rPr>
+      </w:pPr>
+      <w:r>
+        <w:rPr>
+          <w:lang w:val="de-DE"/>
+        </w:rPr>
+        <w:t>Led Zeppelin</w:t>
+      </w:r>
+    </w:p>
+    <w:p>
+      <w:pPr>
+        <w:jc w:val="center"/>
+      </w:pPr>
+      <w:r>
+        <w:t>Lil Uzi Vert</w:t>
+      </w:r>
+    </w:p>
+    <w:p>
+      <w:pPr>
+        <w:jc w:val="center"/>
+      </w:pPr>
+      <w:r>
+        <w:t>Lil Wayne</w:t>
+      </w:r>
+    </w:p>
+    <w:p>
+      <w:pPr>
+        <w:jc w:val="center"/>
+      </w:pPr>
+      <w:r>
+        <w:t>Ludwig G</w:t>
+      </w:r>
+      <w:r>
+        <w:rPr>
+          <w:lang w:val="de-DE"/>
+        </w:rPr>
+        <w:t>ö</w:t>
+      </w:r>
+      <w:r>
+        <w:t>ransson</w:t>
+      </w:r>
+    </w:p>
+    <w:p>
+      <w:pPr>
+        <w:jc w:val="center"/>
+      </w:pPr>
+      <w:r>
+        <w:t>Luther Vandross</w:t>
+      </w:r>
+    </w:p>
+    <w:p>
+      <w:pPr>
+        <w:jc w:val="center"/>
+      </w:pPr>
+      <w:r>
+        <w:t>Lynyrd Skynyrd</w:t>
+      </w:r>
+    </w:p>
+    <w:p>
+      <w:pPr>
+        <w:jc w:val="center"/>
+      </w:pPr>
+      <w:r>
+        <w:t xml:space="preserve">Megadeth </w:t>
+      </w:r>
+    </w:p>
+    <w:p>
+      <w:pPr>
+        <w:jc w:val="center"/>
+      </w:pPr>
+      <w:r>
+        <w:t>Metallica</w:t>
+      </w:r>
+    </w:p>
+    <w:p>
+      <w:pPr>
+        <w:jc w:val="center"/>
+      </w:pPr>
+      <w:r>
         <w:t>Metro Boomin</w:t>
       </w:r>
     </w:p>
@@ -132,6 +547,201 @@
         <w:jc w:val="center"/>
       </w:pPr>
       <w:r>
+        <w:t>MF Doom</w:t>
+      </w:r>
+    </w:p>
+    <w:p>
+      <w:pPr>
+        <w:jc w:val="center"/>
+      </w:pPr>
+      <w:r>
+        <w:t>Michael Jackson</w:t>
+      </w:r>
+    </w:p>
+    <w:p>
+      <w:pPr>
+        <w:jc w:val="center"/>
+      </w:pPr>
+      <w:r>
+        <w:t>M</w:t>
+      </w:r>
+      <w:r>
+        <w:rPr>
+          <w:lang w:val="de-DE"/>
+        </w:rPr>
+        <w:t>ötley Crüe</w:t>
+      </w:r>
+    </w:p>
+    <w:p>
+      <w:pPr>
+        <w:jc w:val="center"/>
+        <w:rPr>
+          <w:lang w:val="de-DE"/>
+        </w:rPr>
+      </w:pPr>
+      <w:r>
+        <w:t>M</w:t>
+      </w:r>
+      <w:r>
+        <w:rPr>
+          <w:lang w:val="de-DE"/>
+        </w:rPr>
+        <w:t>otörhead</w:t>
+      </w:r>
+    </w:p>
+    <w:p>
+      <w:pPr>
+        <w:jc w:val="center"/>
+        <w:rPr>
+          <w:lang w:val="de-DE"/>
+        </w:rPr>
+      </w:pPr>
+      <w:r>
+        <w:rPr>
+          <w:lang w:val="de-DE"/>
+        </w:rPr>
+        <w:t>N.W.A.</w:t>
+      </w:r>
+    </w:p>
+    <w:p>
+      <w:pPr>
+        <w:jc w:val="center"/>
+        <w:rPr>
+          <w:lang w:val="de-DE"/>
+        </w:rPr>
+      </w:pPr>
+      <w:r>
+        <w:rPr>
+          <w:lang w:val="de-DE"/>
+        </w:rPr>
+        <w:t xml:space="preserve">Nas </w:t>
+      </w:r>
+    </w:p>
+    <w:p>
+      <w:pPr>
+        <w:jc w:val="center"/>
+        <w:rPr>
+          <w:lang w:val="de-DE"/>
+        </w:rPr>
+      </w:pPr>
+      <w:r>
+        <w:rPr>
+          <w:lang w:val="de-DE"/>
+        </w:rPr>
+        <w:t>Nirvana</w:t>
+      </w:r>
+    </w:p>
+    <w:p>
+      <w:pPr>
+        <w:jc w:val="center"/>
+        <w:rPr>
+          <w:lang w:val="de-DE"/>
+        </w:rPr>
+      </w:pPr>
+      <w:r>
+        <w:rPr>
+          <w:lang w:val="de-DE"/>
+        </w:rPr>
+        <w:t>Odd Future</w:t>
+      </w:r>
+    </w:p>
+    <w:p>
+      <w:pPr>
+        <w:jc w:val="center"/>
+        <w:rPr>
+          <w:lang w:val="de-DE"/>
+        </w:rPr>
+      </w:pPr>
+      <w:r>
+        <w:rPr>
+          <w:lang w:val="de-DE"/>
+        </w:rPr>
+        <w:t>Offset</w:t>
+      </w:r>
+    </w:p>
+    <w:p>
+      <w:pPr>
+        <w:jc w:val="center"/>
+        <w:rPr>
+          <w:lang w:val="de-DE"/>
+        </w:rPr>
+      </w:pPr>
+      <w:r>
+        <w:rPr>
+          <w:lang w:val="de-DE"/>
+        </w:rPr>
+        <w:t>Outkast</w:t>
+      </w:r>
+    </w:p>
+    <w:p>
+      <w:pPr>
+        <w:jc w:val="center"/>
+        <w:rPr>
+          <w:lang w:val="de-DE"/>
+        </w:rPr>
+      </w:pPr>
+      <w:r>
+        <w:rPr>
+          <w:lang w:val="de-DE"/>
+        </w:rPr>
+        <w:t>Ozzy Ozbourne</w:t>
+      </w:r>
+    </w:p>
+    <w:p>
+      <w:pPr>
+        <w:jc w:val="center"/>
+        <w:rPr>
+          <w:lang w:val="de-DE"/>
+        </w:rPr>
+      </w:pPr>
+      <w:r>
+        <w:rPr>
+          <w:lang w:val="de-DE"/>
+        </w:rPr>
+        <w:t>Pantera</w:t>
+      </w:r>
+    </w:p>
+    <w:p>
+      <w:pPr>
+        <w:jc w:val="center"/>
+      </w:pPr>
+      <w:r>
+        <w:rPr>
+          <w:lang w:val="de-DE"/>
+        </w:rPr>
+        <w:lastRenderedPageBreak/>
+        <w:t>PARTYNEXTDOOR</w:t>
+      </w:r>
+    </w:p>
+    <w:p>
+      <w:pPr>
+        <w:jc w:val="center"/>
+      </w:pPr>
+      <w:r>
+        <w:t>Pearl Jam</w:t>
+      </w:r>
+    </w:p>
+    <w:p>
+      <w:pPr>
+        <w:jc w:val="center"/>
+      </w:pPr>
+      <w:r>
+        <w:t>Pharrell Williams</w:t>
+      </w:r>
+    </w:p>
+    <w:p>
+      <w:pPr>
+        <w:jc w:val="center"/>
+      </w:pPr>
+      <w:r>
+        <w:t>Pink Floyd</w:t>
+      </w:r>
+    </w:p>
+    <w:p>
+      <w:pPr>
+        <w:jc w:val="center"/>
+      </w:pPr>
+      <w:r>
         <w:t>Playboi Carti</w:t>
       </w:r>
     </w:p>
@@ -148,6 +758,14 @@
         <w:jc w:val="center"/>
       </w:pPr>
       <w:r>
+        <w:t>Prince</w:t>
+      </w:r>
+    </w:p>
+    <w:p>
+      <w:pPr>
+        <w:jc w:val="center"/>
+      </w:pPr>
+      <w:r>
         <w:t>Pusha T</w:t>
       </w:r>
     </w:p>
@@ -156,6 +774,78 @@
         <w:jc w:val="center"/>
       </w:pPr>
       <w:r>
+        <w:t>Quavo</w:t>
+      </w:r>
+    </w:p>
+    <w:p>
+      <w:pPr>
+        <w:jc w:val="center"/>
+      </w:pPr>
+      <w:r>
+        <w:t>Queen</w:t>
+      </w:r>
+    </w:p>
+    <w:p>
+      <w:pPr>
+        <w:jc w:val="center"/>
+      </w:pPr>
+      <w:r>
+        <w:t>Ray Charles</w:t>
+      </w:r>
+    </w:p>
+    <w:p>
+      <w:pPr>
+        <w:jc w:val="center"/>
+      </w:pPr>
+      <w:r>
+        <w:t>Skepta</w:t>
+      </w:r>
+    </w:p>
+    <w:p>
+      <w:pPr>
+        <w:jc w:val="center"/>
+      </w:pPr>
+      <w:r>
+        <w:t>Slayer</w:t>
+      </w:r>
+    </w:p>
+    <w:p>
+      <w:pPr>
+        <w:jc w:val="center"/>
+      </w:pPr>
+      <w:r>
+        <w:t>Takeoff</w:t>
+      </w:r>
+    </w:p>
+    <w:p>
+      <w:pPr>
+        <w:jc w:val="center"/>
+      </w:pPr>
+      <w:r>
+        <w:t>The Beatles</w:t>
+      </w:r>
+    </w:p>
+    <w:p>
+      <w:pPr>
+        <w:jc w:val="center"/>
+      </w:pPr>
+      <w:r>
+        <w:t>The Notorious B.I.G.</w:t>
+      </w:r>
+    </w:p>
+    <w:p>
+      <w:pPr>
+        <w:jc w:val="center"/>
+      </w:pPr>
+      <w:r>
+        <w:t>The Weeknd</w:t>
+      </w:r>
+    </w:p>
+    <w:p>
+      <w:pPr>
+        <w:jc w:val="center"/>
+      </w:pPr>
+      <w:r>
         <w:t>Travis Scott</w:t>
       </w:r>
     </w:p>
@@ -164,6 +854,14 @@
         <w:jc w:val="center"/>
       </w:pPr>
       <w:r>
+        <w:t>Ty Dolla Sign</w:t>
+      </w:r>
+    </w:p>
+    <w:p>
+      <w:pPr>
+        <w:jc w:val="center"/>
+      </w:pPr>
+      <w:r>
         <w:t>Tyler, The Creator</w:t>
       </w:r>
     </w:p>
@@ -172,716 +870,16 @@
         <w:jc w:val="center"/>
       </w:pPr>
       <w:r>
+        <w:t>Van Halen</w:t>
+      </w:r>
+    </w:p>
+    <w:p>
+      <w:pPr>
+        <w:jc w:val="center"/>
+      </w:pPr>
+      <w:r>
         <w:t>Yeat</w:t>
       </w:r>
-    </w:p>
-    <w:p>
-      <w:pPr>
-        <w:pStyle w:val="Heading4"/>
-        <w:jc w:val="center"/>
-      </w:pPr>
-      <w:r>
-        <w:lastRenderedPageBreak/>
-        <w:t>Rap At The Turn of the Century</w:t>
-      </w:r>
-    </w:p>
-    <w:p>
-      <w:pPr>
-        <w:jc w:val="center"/>
-      </w:pPr>
-      <w:r>
-        <w:t>Eminem</w:t>
-      </w:r>
-    </w:p>
-    <w:p>
-      <w:pPr>
-        <w:jc w:val="center"/>
-      </w:pPr>
-      <w:r>
-        <w:t>Kanye West</w:t>
-      </w:r>
-    </w:p>
-    <w:p>
-      <w:pPr>
-        <w:jc w:val="center"/>
-      </w:pPr>
-      <w:r>
-        <w:t>Lil Wayne</w:t>
-      </w:r>
-    </w:p>
-    <w:p>
-      <w:pPr>
-        <w:jc w:val="center"/>
-      </w:pPr>
-      <w:r>
-        <w:t xml:space="preserve">MF DOOM </w:t>
-      </w:r>
-    </w:p>
-    <w:p>
-      <w:pPr>
-        <w:pStyle w:val="Heading4"/>
-        <w:jc w:val="center"/>
-      </w:pPr>
-      <w:r>
-        <w:t>Classic Hip Hop/Rap</w:t>
-      </w:r>
-    </w:p>
-    <w:p>
-      <w:pPr>
-        <w:jc w:val="center"/>
-      </w:pPr>
-      <w:r>
-        <w:t>2Pac</w:t>
-      </w:r>
-    </w:p>
-    <w:p>
-      <w:pPr>
-        <w:jc w:val="center"/>
-      </w:pPr>
-      <w:r>
-        <w:t>Nas</w:t>
-      </w:r>
-    </w:p>
-    <w:p>
-      <w:pPr>
-        <w:jc w:val="center"/>
-      </w:pPr>
-      <w:r>
-        <w:t>JAY-Z</w:t>
-      </w:r>
-    </w:p>
-    <w:p>
-      <w:pPr>
-        <w:pStyle w:val="Heading4"/>
-        <w:jc w:val="center"/>
-      </w:pPr>
-      <w:r>
-        <w:t>Classic Metal</w:t>
-      </w:r>
-    </w:p>
-    <w:p>
-      <w:pPr>
-        <w:jc w:val="center"/>
-      </w:pPr>
-      <w:r>
-        <w:t>Anthrax</w:t>
-      </w:r>
-    </w:p>
-    <w:p>
-      <w:pPr>
-        <w:jc w:val="center"/>
-      </w:pPr>
-      <w:r>
-        <w:t>Iron Maiden</w:t>
-      </w:r>
-    </w:p>
-    <w:p>
-      <w:pPr>
-        <w:jc w:val="center"/>
-      </w:pPr>
-      <w:r>
-        <w:t>Megadeth</w:t>
-      </w:r>
-    </w:p>
-    <w:p>
-      <w:pPr>
-        <w:jc w:val="center"/>
-      </w:pPr>
-      <w:r>
-        <w:t>Metallica</w:t>
-      </w:r>
-    </w:p>
-    <w:p>
-      <w:pPr>
-        <w:jc w:val="center"/>
-      </w:pPr>
-      <w:r>
-        <w:t>Slayer</w:t>
-      </w:r>
-    </w:p>
-    <w:p>
-      <w:pPr>
-        <w:pStyle w:val="Heading4"/>
-        <w:jc w:val="center"/>
-      </w:pPr>
-      <w:r>
-        <w:t>Modern Metal</w:t>
-      </w:r>
-    </w:p>
-    <w:p>
-      <w:pPr>
-        <w:jc w:val="center"/>
-      </w:pPr>
-      <w:r>
-        <w:t>Kerry King</w:t>
-      </w:r>
-    </w:p>
-    <w:p>
-      <w:pPr>
-        <w:pStyle w:val="Heading4"/>
-        <w:jc w:val="center"/>
-      </w:pPr>
-      <w:r>
-        <w:t>R &amp;B</w:t>
-      </w:r>
-    </w:p>
-    <w:p>
-      <w:pPr>
-        <w:jc w:val="center"/>
-      </w:pPr>
-      <w:r>
-        <w:t>Frank Ocean</w:t>
-      </w:r>
-    </w:p>
-    <w:p>
-      <w:pPr>
-        <w:pStyle w:val="Heading4"/>
-        <w:jc w:val="center"/>
-      </w:pPr>
-      <w:r>
-        <w:t>Synthesis</w:t>
-      </w:r>
-    </w:p>
-    <w:p>
-      <w:pPr>
-        <w:jc w:val="center"/>
-      </w:pPr>
-      <w:r>
-        <w:t>The Weeknd</w:t>
-      </w:r>
-    </w:p>
-    <w:p>
-      <w:pPr>
-        <w:pStyle w:val="Heading1"/>
-        <w:tabs>
-          <w:tab w:val="center" w:pos="4680"/>
-          <w:tab w:val="left" w:pos="7328"/>
-        </w:tabs>
-      </w:pPr>
-      <w:r>
-        <w:tab/>
-      </w:r>
-      <w:r>
-        <w:t>Who I Have Yet To Hear</w:t>
-      </w:r>
-      <w:r>
-        <w:tab/>
-      </w:r>
-    </w:p>
-    <w:p>
-      <w:pPr>
-        <w:pStyle w:val="Heading4"/>
-        <w:jc w:val="center"/>
-      </w:pPr>
-      <w:r>
-        <w:t>The Modern Rap Game</w:t>
-      </w:r>
-    </w:p>
-    <w:p>
-      <w:pPr>
-        <w:jc w:val="center"/>
-      </w:pPr>
-      <w:r>
-        <w:t>A$AP Rocky</w:t>
-      </w:r>
-    </w:p>
-    <w:p>
-      <w:pPr>
-        <w:jc w:val="center"/>
-        <w:rPr>
-          <w:lang w:val="de-DE"/>
-        </w:rPr>
-      </w:pPr>
-      <w:r>
-        <w:rPr>
-          <w:lang w:val="de-DE"/>
-        </w:rPr>
-        <w:t>JID</w:t>
-      </w:r>
-    </w:p>
-    <w:p>
-      <w:pPr>
-        <w:jc w:val="center"/>
-        <w:rPr>
-          <w:lang w:val="de-DE"/>
-        </w:rPr>
-      </w:pPr>
-      <w:r>
-        <w:rPr>
-          <w:lang w:val="de-DE"/>
-        </w:rPr>
-        <w:t>King Von</w:t>
-      </w:r>
-    </w:p>
-    <w:p>
-      <w:pPr>
-        <w:jc w:val="center"/>
-        <w:rPr>
-          <w:lang w:val="de-DE"/>
-        </w:rPr>
-      </w:pPr>
-      <w:r>
-        <w:rPr>
-          <w:lang w:val="de-DE"/>
-        </w:rPr>
-        <w:t>Lil Uzi Vert</w:t>
-      </w:r>
-    </w:p>
-    <w:p>
-      <w:pPr>
-        <w:jc w:val="center"/>
-      </w:pPr>
-      <w:r>
-        <w:lastRenderedPageBreak/>
-        <w:t>Odd Future</w:t>
-      </w:r>
-    </w:p>
-    <w:p>
-      <w:pPr>
-        <w:jc w:val="center"/>
-      </w:pPr>
-      <w:r>
-        <w:t>Offset</w:t>
-      </w:r>
-    </w:p>
-    <w:p>
-      <w:pPr>
-        <w:jc w:val="center"/>
-      </w:pPr>
-      <w:r>
-        <w:t>PARTYNEXTDOOR</w:t>
-      </w:r>
-    </w:p>
-    <w:p>
-      <w:pPr>
-        <w:jc w:val="center"/>
-      </w:pPr>
-      <w:r>
-        <w:t>Quavo</w:t>
-      </w:r>
-    </w:p>
-    <w:p>
-      <w:pPr>
-        <w:jc w:val="center"/>
-      </w:pPr>
-      <w:r>
-        <w:t>Skepta</w:t>
-      </w:r>
-    </w:p>
-    <w:p>
-      <w:pPr>
-        <w:jc w:val="center"/>
-      </w:pPr>
-      <w:r>
-        <w:t>Takeoff</w:t>
-      </w:r>
-    </w:p>
-    <w:p>
-      <w:pPr>
-        <w:jc w:val="center"/>
-      </w:pPr>
-      <w:r>
-        <w:t>Ty Dolla $ign</w:t>
-      </w:r>
-    </w:p>
-    <w:p>
-      <w:pPr>
-        <w:pStyle w:val="Heading4"/>
-        <w:jc w:val="center"/>
-      </w:pPr>
-      <w:r>
-        <w:t>Rap At The Turn of the Century</w:t>
-      </w:r>
-    </w:p>
-    <w:p>
-      <w:pPr>
-        <w:jc w:val="center"/>
-      </w:pPr>
-      <w:r>
-        <w:t>50 Cent</w:t>
-      </w:r>
-    </w:p>
-    <w:p>
-      <w:pPr>
-        <w:jc w:val="center"/>
-      </w:pPr>
-      <w:r>
-        <w:t>Clipse</w:t>
-      </w:r>
-    </w:p>
-    <w:p>
-      <w:pPr>
-        <w:jc w:val="center"/>
-      </w:pPr>
-      <w:r>
-        <w:t>Dr. Dre</w:t>
-      </w:r>
-    </w:p>
-    <w:p>
-      <w:pPr>
-        <w:jc w:val="center"/>
-      </w:pPr>
-      <w:r>
-        <w:t>Ice Cube</w:t>
-      </w:r>
-    </w:p>
-    <w:p>
-      <w:pPr>
-        <w:pStyle w:val="Heading4"/>
-        <w:jc w:val="center"/>
-      </w:pPr>
-      <w:r>
-        <w:t>Classic Hip Hop/Rap</w:t>
-      </w:r>
-    </w:p>
-    <w:p>
-      <w:pPr>
-        <w:jc w:val="center"/>
-      </w:pPr>
-      <w:r>
-        <w:t>Outkast</w:t>
-      </w:r>
-    </w:p>
-    <w:p>
-      <w:pPr>
-        <w:jc w:val="center"/>
-      </w:pPr>
-      <w:r>
-        <w:t>The Notorious B.I.G.</w:t>
-      </w:r>
-    </w:p>
-    <w:p>
-      <w:pPr>
-        <w:pStyle w:val="Heading4"/>
-        <w:jc w:val="center"/>
-      </w:pPr>
-      <w:r>
-        <w:t>Rock ‘n Roll</w:t>
-      </w:r>
-    </w:p>
-    <w:p>
-      <w:pPr>
-        <w:jc w:val="center"/>
-      </w:pPr>
-      <w:r>
-        <w:t>Aerosmith</w:t>
-      </w:r>
-    </w:p>
-    <w:p>
-      <w:pPr>
-        <w:jc w:val="center"/>
-      </w:pPr>
-      <w:r>
-        <w:t>Bon Jovi</w:t>
-      </w:r>
-    </w:p>
-    <w:p>
-      <w:pPr>
-        <w:jc w:val="center"/>
-      </w:pPr>
-      <w:r>
-        <w:t>Foo Fighters</w:t>
-      </w:r>
-    </w:p>
-    <w:p>
-      <w:pPr>
-        <w:jc w:val="center"/>
-      </w:pPr>
-      <w:r>
-        <w:t>Guns N’ Roses</w:t>
-      </w:r>
-    </w:p>
-    <w:p>
-      <w:pPr>
-        <w:jc w:val="center"/>
-      </w:pPr>
-      <w:r>
-        <w:t>Judas Priest</w:t>
-      </w:r>
-    </w:p>
-    <w:p>
-      <w:pPr>
-        <w:jc w:val="center"/>
-      </w:pPr>
-      <w:r>
-        <w:t>Led Zeppelin</w:t>
-      </w:r>
-    </w:p>
-    <w:p>
-      <w:pPr>
-        <w:jc w:val="center"/>
-      </w:pPr>
-      <w:r>
-        <w:t>Lynyrd Skynyrd</w:t>
-      </w:r>
-    </w:p>
-    <w:p>
-      <w:pPr>
-        <w:jc w:val="center"/>
-      </w:pPr>
-      <w:r>
-        <w:t>Nirvana</w:t>
-      </w:r>
-    </w:p>
-    <w:p>
-      <w:pPr>
-        <w:jc w:val="center"/>
-      </w:pPr>
-      <w:r>
-        <w:t>Pearl Jam</w:t>
-      </w:r>
-    </w:p>
-    <w:p>
-      <w:pPr>
-        <w:jc w:val="center"/>
-      </w:pPr>
-      <w:r>
-        <w:t>Pink Floyd</w:t>
-      </w:r>
-    </w:p>
-    <w:p>
-      <w:pPr>
-        <w:jc w:val="center"/>
-      </w:pPr>
-      <w:r>
-        <w:t>Journey</w:t>
-      </w:r>
-    </w:p>
-    <w:p>
-      <w:pPr>
-        <w:pStyle w:val="Heading4"/>
-        <w:jc w:val="center"/>
-      </w:pPr>
-      <w:r>
-        <w:lastRenderedPageBreak/>
-        <w:t>Classic Metal</w:t>
-      </w:r>
-    </w:p>
-    <w:p>
-      <w:pPr>
-        <w:jc w:val="center"/>
-      </w:pPr>
-      <w:r>
-        <w:t>Black Sabbath</w:t>
-      </w:r>
-    </w:p>
-    <w:p>
-      <w:pPr>
-        <w:jc w:val="center"/>
-      </w:pPr>
-      <w:r>
-        <w:t>Motörhead</w:t>
-      </w:r>
-    </w:p>
-    <w:p>
-      <w:pPr>
-        <w:jc w:val="center"/>
-      </w:pPr>
-      <w:r>
-        <w:t>Ozzy Osbourne</w:t>
-      </w:r>
-    </w:p>
-    <w:p>
-      <w:pPr>
-        <w:jc w:val="center"/>
-      </w:pPr>
-      <w:r>
-        <w:t>Pantera</w:t>
-      </w:r>
-    </w:p>
-    <w:p>
-      <w:pPr>
-        <w:pStyle w:val="Heading4"/>
-        <w:jc w:val="center"/>
-      </w:pPr>
-      <w:r>
-        <w:t>Modern Metal</w:t>
-      </w:r>
-    </w:p>
-    <w:p>
-      <w:pPr>
-        <w:jc w:val="center"/>
-      </w:pPr>
-      <w:r>
-        <w:t>Alice in Chains</w:t>
-      </w:r>
-    </w:p>
-    <w:p>
-      <w:pPr>
-        <w:jc w:val="center"/>
-      </w:pPr>
-      <w:r>
-        <w:t>Bruce Dickinson</w:t>
-      </w:r>
-    </w:p>
-    <w:p>
-      <w:pPr>
-        <w:jc w:val="center"/>
-      </w:pPr>
-      <w:r>
-        <w:t>Armored Saint</w:t>
-      </w:r>
-    </w:p>
-    <w:p>
-      <w:pPr>
-        <w:pStyle w:val="Heading4"/>
-        <w:jc w:val="center"/>
-      </w:pPr>
-      <w:r>
-        <w:t>R &amp;B</w:t>
-      </w:r>
-    </w:p>
-    <w:p>
-      <w:pPr>
-        <w:jc w:val="center"/>
-      </w:pPr>
-      <w:r>
-        <w:t>Charlie Wilson</w:t>
-      </w:r>
-    </w:p>
-    <w:p>
-      <w:pPr>
-        <w:jc w:val="center"/>
-      </w:pPr>
-      <w:r>
-        <w:t>Erykah Badu</w:t>
-      </w:r>
-    </w:p>
-    <w:p>
-      <w:pPr>
-        <w:jc w:val="center"/>
-      </w:pPr>
-      <w:r>
-        <w:t>Ray Charles</w:t>
-      </w:r>
-    </w:p>
-    <w:p>
-      <w:pPr>
-        <w:pStyle w:val="Heading4"/>
-        <w:jc w:val="center"/>
-      </w:pPr>
-      <w:r>
-        <w:t>Synthesis</w:t>
-      </w:r>
-    </w:p>
-    <w:p>
-      <w:pPr>
-        <w:jc w:val="center"/>
-      </w:pPr>
-      <w:r>
-        <w:t xml:space="preserve">Michael Jackson </w:t>
-      </w:r>
-    </w:p>
-    <w:p>
-      <w:pPr>
-        <w:jc w:val="center"/>
-      </w:pPr>
-      <w:r>
-        <w:t>Pharrell Williams</w:t>
-      </w:r>
-    </w:p>
-    <w:p>
-      <w:pPr>
-        <w:pStyle w:val="Heading4"/>
-        <w:jc w:val="center"/>
-      </w:pPr>
-      <w:r>
-        <w:t>Reggae</w:t>
-      </w:r>
-    </w:p>
-    <w:p>
-      <w:pPr>
-        <w:jc w:val="center"/>
-      </w:pPr>
-      <w:r>
-        <w:t>Bob Marley</w:t>
-      </w:r>
-    </w:p>
-    <w:p>
-      <w:pPr>
-        <w:jc w:val="center"/>
-      </w:pPr>
-      <w:r>
-        <w:t>Damian Marley</w:t>
-      </w:r>
-    </w:p>
-    <w:p>
-      <w:pPr>
-        <w:pStyle w:val="Heading4"/>
-        <w:jc w:val="center"/>
-        <w:rPr>
-          <w:lang w:val="de-DE"/>
-        </w:rPr>
-      </w:pPr>
-      <w:r>
-        <w:rPr>
-          <w:lang w:val="de-DE"/>
-        </w:rPr>
-        <w:t>Ins</w:t>
-      </w:r>
-      <w:r>
-        <w:rPr>
-          <w:lang w:val="de-DE"/>
-        </w:rPr>
-        <w:t>trumental</w:t>
-      </w:r>
-    </w:p>
-    <w:p>
-      <w:pPr>
-        <w:jc w:val="center"/>
-        <w:rPr>
-          <w:lang w:val="de-DE"/>
-        </w:rPr>
-      </w:pPr>
-      <w:r>
-        <w:rPr>
-          <w:lang w:val="de-DE"/>
-        </w:rPr>
-        <w:t>Hans Zimmer</w:t>
-      </w:r>
-    </w:p>
-    <w:p>
-      <w:pPr>
-        <w:jc w:val="center"/>
-        <w:rPr>
-          <w:lang w:val="de-DE"/>
-        </w:rPr>
-      </w:pPr>
-      <w:r>
-        <w:rPr>
-          <w:lang w:val="de-DE"/>
-        </w:rPr>
-        <w:t>James Fauntleroy</w:t>
-      </w:r>
-    </w:p>
-    <w:p>
-      <w:pPr>
-        <w:jc w:val="center"/>
-      </w:pPr>
-      <w:r>
-        <w:t>John Williams</w:t>
-      </w:r>
-    </w:p>
-    <w:p>
-      <w:pPr>
-        <w:jc w:val="center"/>
-      </w:pPr>
-      <w:r>
-        <w:t>Kenny G</w:t>
-      </w:r>
-    </w:p>
-    <w:p>
-      <w:pPr>
-        <w:jc w:val="center"/>
-      </w:pPr>
-      <w:r>
-        <w:t>Ludwig Göransson</w:t>
-      </w:r>
-    </w:p>
-    <w:p>
-      <w:pPr>
-        <w:jc w:val="center"/>
-      </w:pPr>
     </w:p>
     <w:sectPr>
       <w:pgSz w:w="12240" w:h="15840"/>
@@ -2123,21 +2121,6 @@
 </file>
 
 <file path=customXml/item1.xml><?xml version="1.0" encoding="utf-8"?>
-<p:properties xmlns:p="http://schemas.microsoft.com/office/2006/metadata/properties" xmlns:xsi="http://www.w3.org/2001/XMLSchema-instance" xmlns:pc="http://schemas.microsoft.com/office/infopath/2007/PartnerControls">
-  <documentManagement/>
-</p:properties>
-</file>
-
-<file path=customXml/item2.xml><?xml version="1.0" encoding="utf-8"?>
-<?mso-contentType ?>
-<FormTemplates xmlns="http://schemas.microsoft.com/sharepoint/v3/contenttype/forms">
-  <Display>DocumentLibraryForm</Display>
-  <Edit>DocumentLibraryForm</Edit>
-  <New>DocumentLibraryForm</New>
-</FormTemplates>
-</file>
-
-<file path=customXml/item3.xml><?xml version="1.0" encoding="utf-8"?>
 <ct:contentTypeSchema xmlns:ct="http://schemas.microsoft.com/office/2006/metadata/contentType" xmlns:ma="http://schemas.microsoft.com/office/2006/metadata/properties/metaAttributes" ct:_="" ma:_="" ma:contentTypeName="Document" ma:contentTypeID="0x0101004CFE203B4AD56C4FB0AC50DB82146048" ma:contentTypeVersion="1" ma:contentTypeDescription="Create a new document." ma:contentTypeScope="" ma:versionID="f411bd742ebb208c72060d151961c403">
   <xsd:schema xmlns:xsd="http://www.w3.org/2001/XMLSchema" xmlns:xs="http://www.w3.org/2001/XMLSchema" xmlns:p="http://schemas.microsoft.com/office/2006/metadata/properties" xmlns:ns3="b98134fb-8c65-4836-85e1-842ead28dbf8" targetNamespace="http://schemas.microsoft.com/office/2006/metadata/properties" ma:root="true" ma:fieldsID="b063c4ead0dc3c758d8abf304b8cfeef" ns3:_="">
     <xsd:import namespace="b98134fb-8c65-4836-85e1-842ead28dbf8"/>
@@ -2263,28 +2246,26 @@
 </ct:contentTypeSchema>
 </file>
 
+<file path=customXml/item2.xml><?xml version="1.0" encoding="utf-8"?>
+<?mso-contentType ?>
+<FormTemplates xmlns="http://schemas.microsoft.com/sharepoint/v3/contenttype/forms">
+  <Display>DocumentLibraryForm</Display>
+  <Edit>DocumentLibraryForm</Edit>
+  <New>DocumentLibraryForm</New>
+</FormTemplates>
+</file>
+
+<file path=customXml/item3.xml><?xml version="1.0" encoding="utf-8"?>
+<p:properties xmlns:p="http://schemas.microsoft.com/office/2006/metadata/properties" xmlns:xsi="http://www.w3.org/2001/XMLSchema-instance" xmlns:pc="http://schemas.microsoft.com/office/infopath/2007/PartnerControls">
+  <documentManagement/>
+</p:properties>
+</file>
+
 <file path=customXml/item4.xml><?xml version="1.0" encoding="utf-8"?>
 <b:Sources xmlns:b="http://schemas.openxmlformats.org/officeDocument/2006/bibliography" xmlns="http://schemas.openxmlformats.org/officeDocument/2006/bibliography" SelectedStyle="\APASixthEditionOfficeOnline.xsl" StyleName="APA" Version="6"/>
 </file>
 
 <file path=customXml/itemProps1.xml><?xml version="1.0" encoding="utf-8"?>
-<ds:datastoreItem xmlns:ds="http://schemas.openxmlformats.org/officeDocument/2006/customXml" ds:itemID="{60529BE6-A8EE-4E94-8138-B6DF2A6DECF4}">
-  <ds:schemaRefs>
-    <ds:schemaRef ds:uri="http://schemas.microsoft.com/office/2006/metadata/properties"/>
-    <ds:schemaRef ds:uri="http://schemas.microsoft.com/office/infopath/2007/PartnerControls"/>
-  </ds:schemaRefs>
-</ds:datastoreItem>
-</file>
-
-<file path=customXml/itemProps2.xml><?xml version="1.0" encoding="utf-8"?>
-<ds:datastoreItem xmlns:ds="http://schemas.openxmlformats.org/officeDocument/2006/customXml" ds:itemID="{D8CBC3CA-9CBC-45FE-BECB-BD82BCED6898}">
-  <ds:schemaRefs>
-    <ds:schemaRef ds:uri="http://schemas.microsoft.com/sharepoint/v3/contenttype/forms"/>
-  </ds:schemaRefs>
-</ds:datastoreItem>
-</file>
-
-<file path=customXml/itemProps3.xml><?xml version="1.0" encoding="utf-8"?>
 <ds:datastoreItem xmlns:ds="http://schemas.openxmlformats.org/officeDocument/2006/customXml" ds:itemID="{1E722F58-A05A-4DF8-AC0C-220F6F781CF5}">
   <ds:schemaRefs>
     <ds:schemaRef ds:uri="http://schemas.microsoft.com/office/2006/metadata/contentType"/>
@@ -2302,6 +2283,23 @@
 </ds:datastoreItem>
 </file>
 
+<file path=customXml/itemProps2.xml><?xml version="1.0" encoding="utf-8"?>
+<ds:datastoreItem xmlns:ds="http://schemas.openxmlformats.org/officeDocument/2006/customXml" ds:itemID="{D8CBC3CA-9CBC-45FE-BECB-BD82BCED6898}">
+  <ds:schemaRefs>
+    <ds:schemaRef ds:uri="http://schemas.microsoft.com/sharepoint/v3/contenttype/forms"/>
+  </ds:schemaRefs>
+</ds:datastoreItem>
+</file>
+
+<file path=customXml/itemProps3.xml><?xml version="1.0" encoding="utf-8"?>
+<ds:datastoreItem xmlns:ds="http://schemas.openxmlformats.org/officeDocument/2006/customXml" ds:itemID="{60529BE6-A8EE-4E94-8138-B6DF2A6DECF4}">
+  <ds:schemaRefs>
+    <ds:schemaRef ds:uri="http://schemas.microsoft.com/office/2006/metadata/properties"/>
+    <ds:schemaRef ds:uri="http://schemas.microsoft.com/office/infopath/2007/PartnerControls"/>
+  </ds:schemaRefs>
+</ds:datastoreItem>
+</file>
+
 <file path=customXml/itemProps4.xml><?xml version="1.0" encoding="utf-8"?>
 <ds:datastoreItem xmlns:ds="http://schemas.openxmlformats.org/officeDocument/2006/customXml" ds:itemID="{A426361A-96A6-4696-A289-4C3BCA96AEBE}">
   <ds:schemaRefs>
